--- a/sas_r_automation/macro_library/TRIALMON_Macro_Library_README.docx
+++ b/sas_r_automation/macro_library/TRIALMON_Macro_Library_README.docx
@@ -2340,6 +2340,52 @@
       </w:r>
       <w:r>
         <w:t xml:space="preserve"> Deterministic checks only, no triage, narrative, or judgment.</w:t>
+      </w:r>
+    </w:p>
+    <w:p>
+      <w:pPr>
+        <w:pStyle w:val="Heading2"/>
+      </w:pPr>
+      <w:r>
+        <w:t xml:space="preserve">Change log: v3 (October 2026)</w:t>
+      </w:r>
+    </w:p>
+    <w:p>
+      <w:pPr>
+        <w:pStyle w:val="ListParagraph"/>
+        <w:numPr>
+          <w:ilvl w:val="0"/>
+          <w:numId w:val="1"/>
+        </w:numPr>
+        <w:spacing w:after="40" w:line="250"/>
+      </w:pPr>
+      <w:r>
+        <w:rPr>
+          <w:b/>
+          <w:bCs/>
+        </w:rPr>
+        <w:t xml:space="preserve">Hy's-Law aminotransferase limb:</w:t>
+      </w:r>
+      <w:r>
+        <w:t xml:space="preserve"> now </w:t>
+      </w:r>
+      <w:r>
+        <w:rPr>
+          <w:rFonts w:ascii="Consolas" w:cs="Consolas" w:eastAsia="Consolas" w:hAnsi="Consolas"/>
+        </w:rPr>
+        <w:t xml:space="preserve">&gt;=</w:t>
+      </w:r>
+      <w:r>
+        <w:t xml:space="preserve"> 3×ULN, as FDA's DILI guidance (2009) words it ("3-fold or greater"); total bilirubin stays </w:t>
+      </w:r>
+      <w:r>
+        <w:rPr>
+          <w:rFonts w:ascii="Consolas" w:cs="Consolas" w:eastAsia="Consolas" w:hAnsi="Consolas"/>
+        </w:rPr>
+        <w:t xml:space="preserve">&gt;</w:t>
+      </w:r>
+      <w:r>
+        <w:t xml:space="preserve"> 2×ULN. The SAS macro, its config comment and the R companion changed together.</w:t>
       </w:r>
     </w:p>
     <w:p>
